--- a/por/docx/22.content.docx
+++ b/por/docx/22.content.docx
@@ -231,19 +231,7 @@
         <w:rPr>
           <w:lang w:val="pt_PT" w:bidi="pt_PT"/>
         </w:rPr>
-        <w:t xml:space="preserve">Este versículo é a fonte do título em inglês do livro. Formalmente, é uma inscrição que funciona como a página de título do livro, fornecendo o gênero (cântico) e uma conexão com o provável autor de parte ou de todo o livro (veja </w:t>
-      </w:r>
-      <w:r>
-        <w:rPr>
-          <w:lang w:val="pt_PT" w:bidi="pt_PT"/>
-        </w:rPr>
-        <w:t>Introdução ao Livro de Cânticos</w:t>
-      </w:r>
-      <w:r>
-        <w:rPr>
-          <w:lang w:val="pt_PT" w:bidi="pt_PT"/>
-        </w:rPr>
-        <w:t xml:space="preserve">, “Autoria”). A NVT entende corretamente cântico dos cânticos como um superlativo hebraico, então esta canção é a mais alta, melhor ou mais sublime, o que provavelmente significa que é mais maravilhosa do que qualquer uma das 1.005 canções de Salomão (veja </w:t>
+        <w:t xml:space="preserve">Este versículo é a fonte do título em inglês do livro. Formalmente, é uma inscrição que funciona como a página de título do livro, fornecendo o gênero (cântico) e uma conexão com o provável autor de parte ou de todo o livro (veja Introdução ao Livro de Cânticos, “Autoria”). A NVT entende corretamente cântico dos cânticos como um superlativo hebraico, então esta canção é a mais alta, melhor ou mais sublime, o que provavelmente significa que é mais maravilhosa do que qualquer uma das 1.005 canções de Salomão (veja </w:t>
       </w:r>
       <w:r>
         <w:rPr>
